--- a/_downloads/616efe81600df2e46928282d7f77f1a3/CPX_Assignment_Stage2.docx
+++ b/_downloads/616efe81600df2e46928282d7f77f1a3/CPX_Assignment_Stage2.docx
@@ -2093,6 +2093,13 @@
     <w:p>
       <w:pPr>
         <w:spacing w:after="0" w:line="240" w:lineRule="auto"/>
+        <w:rPr>
+          <w:rFonts w:ascii="Helvetica" w:eastAsia="Times New Roman" w:hAnsi="Helvetica" w:cs="Helvetica"/>
+          <w:color w:val="333333"/>
+          <w:sz w:val="21"/>
+          <w:szCs w:val="21"/>
+          <w:shd w:val="clear" w:color="auto" w:fill="FFFFFF"/>
+        </w:rPr>
       </w:pPr>
       <w:r>
         <w:rPr>
@@ -2128,24 +2135,14 @@
     <w:p>
       <w:pPr>
         <w:spacing w:after="0" w:line="240" w:lineRule="auto"/>
-        <w:rPr>
-          <w:rFonts w:ascii="Helvetica" w:eastAsia="Times New Roman" w:hAnsi="Helvetica" w:cs="Helvetica"/>
-          <w:color w:val="333333"/>
-          <w:sz w:val="21"/>
-          <w:szCs w:val="21"/>
-          <w:shd w:val="clear" w:color="auto" w:fill="FFFFFF"/>
-        </w:rPr>
+        <w:ind w:firstLine="720"/>
       </w:pPr>
       <w:hyperlink r:id="rId6" w:history="1">
         <w:r>
           <w:rPr>
             <w:rStyle w:val="Hyperlink"/>
-            <w:rFonts w:ascii="Helvetica" w:eastAsia="Times New Roman" w:hAnsi="Helvetica" w:cs="Helvetica"/>
-            <w:sz w:val="21"/>
-            <w:szCs w:val="21"/>
-            <w:shd w:val="clear" w:color="auto" w:fill="FFFFFF"/>
           </w:rPr>
-          <w:t>https://github.com/GeorgeYork/ece485_final_cadet_stage2</w:t>
+          <w:t>https://github.com/GeorgeYork/ece485_cadet_cpx_stage2</w:t>
         </w:r>
       </w:hyperlink>
     </w:p>
@@ -2365,7 +2362,27 @@
                 <w:szCs w:val="21"/>
                 <w:shd w:val="clear" w:color="auto" w:fill="FFFFFF"/>
               </w:rPr>
-              <w:t>updates new program counter [do not change]</w:t>
+              <w:t>updates new program counter [</w:t>
+            </w:r>
+            <w:r>
+              <w:rPr>
+                <w:rFonts w:ascii="Helvetica" w:eastAsia="Times New Roman" w:hAnsi="Helvetica" w:cs="Helvetica"/>
+                <w:color w:val="EE0000"/>
+                <w:sz w:val="21"/>
+                <w:szCs w:val="21"/>
+                <w:shd w:val="clear" w:color="auto" w:fill="FFFFFF"/>
+              </w:rPr>
+              <w:t>do not change</w:t>
+            </w:r>
+            <w:r>
+              <w:rPr>
+                <w:rFonts w:ascii="Helvetica" w:eastAsia="Times New Roman" w:hAnsi="Helvetica" w:cs="Helvetica"/>
+                <w:color w:val="333333"/>
+                <w:sz w:val="21"/>
+                <w:szCs w:val="21"/>
+                <w:shd w:val="clear" w:color="auto" w:fill="FFFFFF"/>
+              </w:rPr>
+              <w:t>]</w:t>
             </w:r>
           </w:p>
         </w:tc>
@@ -2601,7 +2618,27 @@
                 <w:szCs w:val="21"/>
                 <w:shd w:val="clear" w:color="auto" w:fill="FFFFFF"/>
               </w:rPr>
-              <w:t xml:space="preserve"> [do not change]</w:t>
+              <w:t xml:space="preserve"> [</w:t>
+            </w:r>
+            <w:r>
+              <w:rPr>
+                <w:rFonts w:ascii="Helvetica" w:eastAsia="Times New Roman" w:hAnsi="Helvetica" w:cs="Helvetica"/>
+                <w:color w:val="EE0000"/>
+                <w:sz w:val="21"/>
+                <w:szCs w:val="21"/>
+                <w:shd w:val="clear" w:color="auto" w:fill="FFFFFF"/>
+              </w:rPr>
+              <w:t>do not change</w:t>
+            </w:r>
+            <w:r>
+              <w:rPr>
+                <w:rFonts w:ascii="Helvetica" w:eastAsia="Times New Roman" w:hAnsi="Helvetica" w:cs="Helvetica"/>
+                <w:color w:val="333333"/>
+                <w:sz w:val="21"/>
+                <w:szCs w:val="21"/>
+                <w:shd w:val="clear" w:color="auto" w:fill="FFFFFF"/>
+              </w:rPr>
+              <w:t>]</w:t>
             </w:r>
           </w:p>
         </w:tc>
@@ -2891,7 +2928,27 @@
                 <w:szCs w:val="21"/>
                 <w:shd w:val="clear" w:color="auto" w:fill="FFFFFF"/>
               </w:rPr>
-              <w:t>[do not change]</w:t>
+              <w:t>[</w:t>
+            </w:r>
+            <w:r>
+              <w:rPr>
+                <w:rFonts w:ascii="Helvetica" w:eastAsia="Times New Roman" w:hAnsi="Helvetica" w:cs="Helvetica"/>
+                <w:color w:val="EE0000"/>
+                <w:sz w:val="21"/>
+                <w:szCs w:val="21"/>
+                <w:shd w:val="clear" w:color="auto" w:fill="FFFFFF"/>
+              </w:rPr>
+              <w:t>do not change</w:t>
+            </w:r>
+            <w:r>
+              <w:rPr>
+                <w:rFonts w:ascii="Helvetica" w:eastAsia="Times New Roman" w:hAnsi="Helvetica" w:cs="Helvetica"/>
+                <w:color w:val="333333"/>
+                <w:sz w:val="21"/>
+                <w:szCs w:val="21"/>
+                <w:shd w:val="clear" w:color="auto" w:fill="FFFFFF"/>
+              </w:rPr>
+              <w:t>]</w:t>
             </w:r>
           </w:p>
         </w:tc>
@@ -2989,7 +3046,27 @@
                 <w:szCs w:val="21"/>
                 <w:shd w:val="clear" w:color="auto" w:fill="FFFFFF"/>
               </w:rPr>
-              <w:t xml:space="preserve"> [do not change]</w:t>
+              <w:t xml:space="preserve"> [</w:t>
+            </w:r>
+            <w:r>
+              <w:rPr>
+                <w:rFonts w:ascii="Helvetica" w:eastAsia="Times New Roman" w:hAnsi="Helvetica" w:cs="Helvetica"/>
+                <w:color w:val="EE0000"/>
+                <w:sz w:val="21"/>
+                <w:szCs w:val="21"/>
+                <w:shd w:val="clear" w:color="auto" w:fill="FFFFFF"/>
+              </w:rPr>
+              <w:t>do not change</w:t>
+            </w:r>
+            <w:r>
+              <w:rPr>
+                <w:rFonts w:ascii="Helvetica" w:eastAsia="Times New Roman" w:hAnsi="Helvetica" w:cs="Helvetica"/>
+                <w:color w:val="333333"/>
+                <w:sz w:val="21"/>
+                <w:szCs w:val="21"/>
+                <w:shd w:val="clear" w:color="auto" w:fill="FFFFFF"/>
+              </w:rPr>
+              <w:t>]</w:t>
             </w:r>
           </w:p>
         </w:tc>
@@ -3247,7 +3324,27 @@
                 <w:szCs w:val="21"/>
                 <w:shd w:val="clear" w:color="auto" w:fill="FFFFFF"/>
               </w:rPr>
-              <w:t xml:space="preserve"> [do not change]</w:t>
+              <w:t xml:space="preserve"> [</w:t>
+            </w:r>
+            <w:r>
+              <w:rPr>
+                <w:rFonts w:ascii="Helvetica" w:eastAsia="Times New Roman" w:hAnsi="Helvetica" w:cs="Helvetica"/>
+                <w:color w:val="EE0000"/>
+                <w:sz w:val="21"/>
+                <w:szCs w:val="21"/>
+                <w:shd w:val="clear" w:color="auto" w:fill="FFFFFF"/>
+              </w:rPr>
+              <w:t>do not change</w:t>
+            </w:r>
+            <w:r>
+              <w:rPr>
+                <w:rFonts w:ascii="Helvetica" w:eastAsia="Times New Roman" w:hAnsi="Helvetica" w:cs="Helvetica"/>
+                <w:color w:val="333333"/>
+                <w:sz w:val="21"/>
+                <w:szCs w:val="21"/>
+                <w:shd w:val="clear" w:color="auto" w:fill="FFFFFF"/>
+              </w:rPr>
+              <w:t>]</w:t>
             </w:r>
           </w:p>
         </w:tc>
@@ -3335,7 +3432,27 @@
                 <w:szCs w:val="21"/>
                 <w:shd w:val="clear" w:color="auto" w:fill="FFFFFF"/>
               </w:rPr>
-              <w:t xml:space="preserve"> to test overall architecture [do not need to change]</w:t>
+              <w:t xml:space="preserve"> to test overall architecture [</w:t>
+            </w:r>
+            <w:r>
+              <w:rPr>
+                <w:rFonts w:ascii="Helvetica" w:eastAsia="Times New Roman" w:hAnsi="Helvetica" w:cs="Helvetica"/>
+                <w:color w:val="EE0000"/>
+                <w:sz w:val="21"/>
+                <w:szCs w:val="21"/>
+                <w:shd w:val="clear" w:color="auto" w:fill="FFFFFF"/>
+              </w:rPr>
+              <w:t>do not need to change</w:t>
+            </w:r>
+            <w:r>
+              <w:rPr>
+                <w:rFonts w:ascii="Helvetica" w:eastAsia="Times New Roman" w:hAnsi="Helvetica" w:cs="Helvetica"/>
+                <w:color w:val="333333"/>
+                <w:sz w:val="21"/>
+                <w:szCs w:val="21"/>
+                <w:shd w:val="clear" w:color="auto" w:fill="FFFFFF"/>
+              </w:rPr>
+              <w:t>]</w:t>
             </w:r>
           </w:p>
         </w:tc>
@@ -3615,11 +3732,25 @@
           <w:szCs w:val="21"/>
           <w:shd w:val="clear" w:color="auto" w:fill="FFFFFF"/>
         </w:rPr>
-        <w:t xml:space="preserve"> the project ece485_final</w:t>
-      </w:r>
-      <w:r>
-        <w:rPr>
-          <w:rFonts w:ascii="Helvetica" w:eastAsia="Times New Roman" w:hAnsi="Helvetica" w:cs="Helvetica"/>
+        <w:t xml:space="preserve"> the project </w:t>
+      </w:r>
+      <w:r>
+        <w:rPr>
+          <w:rFonts w:ascii="Helvetica" w:eastAsia="Times New Roman" w:hAnsi="Helvetica" w:cs="Helvetica"/>
+          <w:b/>
+          <w:bCs/>
+          <w:color w:val="333333"/>
+          <w:sz w:val="21"/>
+          <w:szCs w:val="21"/>
+          <w:shd w:val="clear" w:color="auto" w:fill="FFFFFF"/>
+        </w:rPr>
+        <w:t>ece485</w:t>
+      </w:r>
+      <w:r>
+        <w:rPr>
+          <w:rFonts w:ascii="Helvetica" w:eastAsia="Times New Roman" w:hAnsi="Helvetica" w:cs="Helvetica"/>
+          <w:b/>
+          <w:bCs/>
           <w:color w:val="333333"/>
           <w:sz w:val="21"/>
           <w:szCs w:val="21"/>
@@ -3630,6 +3761,20 @@
       <w:r>
         <w:rPr>
           <w:rFonts w:ascii="Helvetica" w:eastAsia="Times New Roman" w:hAnsi="Helvetica" w:cs="Helvetica"/>
+          <w:b/>
+          <w:bCs/>
+          <w:color w:val="333333"/>
+          <w:sz w:val="21"/>
+          <w:szCs w:val="21"/>
+          <w:shd w:val="clear" w:color="auto" w:fill="FFFFFF"/>
+        </w:rPr>
+        <w:t>_cpx</w:t>
+      </w:r>
+      <w:r>
+        <w:rPr>
+          <w:rFonts w:ascii="Helvetica" w:eastAsia="Times New Roman" w:hAnsi="Helvetica" w:cs="Helvetica"/>
+          <w:b/>
+          <w:bCs/>
           <w:color w:val="333333"/>
           <w:sz w:val="21"/>
           <w:szCs w:val="21"/>
@@ -3640,6 +3785,8 @@
       <w:r>
         <w:rPr>
           <w:rFonts w:ascii="Helvetica" w:eastAsia="Times New Roman" w:hAnsi="Helvetica" w:cs="Helvetica"/>
+          <w:b/>
+          <w:bCs/>
           <w:color w:val="333333"/>
           <w:sz w:val="21"/>
           <w:szCs w:val="21"/>
@@ -6235,17 +6382,25 @@
                 <w:szCs w:val="21"/>
                 <w:shd w:val="clear" w:color="auto" w:fill="FFFFFF"/>
               </w:rPr>
-              <w:t>11:0])</w:t>
+              <w:t>11:0]</w:t>
+            </w:r>
+            <w:r>
+              <w:rPr>
+                <w:rFonts w:ascii="Helvetica" w:hAnsi="Helvetica" w:cs="Helvetica"/>
+                <w:sz w:val="21"/>
+                <w:szCs w:val="21"/>
+                <w:shd w:val="clear" w:color="auto" w:fill="FFFFFF"/>
+              </w:rPr>
+              <w:t xml:space="preserve"> &amp; “00”)</w:t>
             </w:r>
           </w:p>
           <w:p>
             <w:pPr>
               <w:rPr>
-                <w:rFonts w:ascii="Helvetica" w:eastAsia="Times New Roman" w:hAnsi="Helvetica" w:cs="Helvetica"/>
-                <w:color w:val="333333"/>
-                <w:sz w:val="21"/>
-                <w:szCs w:val="21"/>
-                <w:highlight w:val="yellow"/>
+                <w:rFonts w:ascii="Helvetica" w:hAnsi="Helvetica" w:cs="Helvetica"/>
+                <w:color w:val="333333"/>
+                <w:sz w:val="21"/>
+                <w:szCs w:val="21"/>
                 <w:shd w:val="clear" w:color="auto" w:fill="FFFFFF"/>
               </w:rPr>
             </w:pPr>
@@ -6291,9 +6446,20 @@
                 <w:szCs w:val="21"/>
                 <w:shd w:val="clear" w:color="auto" w:fill="FFFFFF"/>
               </w:rPr>
-              <w:t>11:0] points to a byte [not word or 16-</w:t>
-            </w:r>
-            <w:proofErr w:type="gramStart"/>
+              <w:t>11:0] points to a word [not a byte or 16-bit]</w:t>
+            </w:r>
+          </w:p>
+          <w:p>
+            <w:pPr>
+              <w:rPr>
+                <w:rFonts w:ascii="Helvetica" w:eastAsia="Times New Roman" w:hAnsi="Helvetica" w:cs="Helvetica"/>
+                <w:color w:val="333333"/>
+                <w:sz w:val="21"/>
+                <w:szCs w:val="21"/>
+                <w:highlight w:val="yellow"/>
+                <w:shd w:val="clear" w:color="auto" w:fill="FFFFFF"/>
+              </w:rPr>
+            </w:pPr>
             <w:r>
               <w:rPr>
                 <w:rFonts w:ascii="Helvetica" w:hAnsi="Helvetica" w:cs="Helvetica"/>
@@ -6302,18 +6468,8 @@
                 <w:szCs w:val="21"/>
                 <w:shd w:val="clear" w:color="auto" w:fill="FFFFFF"/>
               </w:rPr>
-              <w:t xml:space="preserve">bit]   </w:t>
-            </w:r>
-            <w:proofErr w:type="gramEnd"/>
-            <w:r>
-              <w:rPr>
-                <w:rFonts w:ascii="Helvetica" w:hAnsi="Helvetica" w:cs="Helvetica"/>
-                <w:color w:val="333333"/>
-                <w:sz w:val="21"/>
-                <w:szCs w:val="21"/>
-                <w:shd w:val="clear" w:color="auto" w:fill="FFFFFF"/>
-              </w:rPr>
-              <w:t xml:space="preserve">   </w:t>
+              <w:lastRenderedPageBreak/>
+              <w:t xml:space="preserve">      </w:t>
             </w:r>
           </w:p>
         </w:tc>
@@ -7053,7 +7209,7 @@
                 <w:szCs w:val="21"/>
                 <w:shd w:val="clear" w:color="auto" w:fill="FFFFFF"/>
               </w:rPr>
-              <w:t>19]&gt; &lt;</w:t>
+              <w:t>20]&gt; &lt;</w:t>
             </w:r>
             <w:proofErr w:type="spellStart"/>
             <w:proofErr w:type="gramStart"/>
@@ -7087,7 +7243,7 @@
                 <w:szCs w:val="21"/>
                 <w:shd w:val="clear" w:color="auto" w:fill="FFFFFF"/>
               </w:rPr>
-              <w:t>9:0]&gt; &lt;</w:t>
+              <w:t>10:1]&gt; &lt;</w:t>
             </w:r>
             <w:proofErr w:type="spellStart"/>
             <w:proofErr w:type="gramStart"/>
@@ -7121,7 +7277,7 @@
                 <w:szCs w:val="21"/>
                 <w:shd w:val="clear" w:color="auto" w:fill="FFFFFF"/>
               </w:rPr>
-              <w:t>10]&gt; &lt;</w:t>
+              <w:t>11]&gt; &lt;</w:t>
             </w:r>
             <w:proofErr w:type="spellStart"/>
             <w:proofErr w:type="gramStart"/>
@@ -7155,7 +7311,7 @@
                 <w:szCs w:val="21"/>
                 <w:shd w:val="clear" w:color="auto" w:fill="FFFFFF"/>
               </w:rPr>
-              <w:t xml:space="preserve">18:11]&gt;&lt;5-bit </w:t>
+              <w:t xml:space="preserve">19:12]&gt;&lt;5-bit </w:t>
             </w:r>
             <w:proofErr w:type="spellStart"/>
             <w:r>
@@ -7361,7 +7517,7 @@
                 <w:szCs w:val="21"/>
                 <w:shd w:val="clear" w:color="auto" w:fill="FFFFFF"/>
               </w:rPr>
-              <w:t>19:0])</w:t>
+              <w:t>20:1] &amp; “00”)</w:t>
             </w:r>
           </w:p>
           <w:p>
@@ -7416,7 +7572,7 @@
                 <w:szCs w:val="21"/>
                 <w:shd w:val="clear" w:color="auto" w:fill="FFFFFF"/>
               </w:rPr>
-              <w:t>19:0] points to a byte [not word or 16-bit]</w:t>
+              <w:t>20:1] points to a word [not a byte or 16-bit]</w:t>
             </w:r>
           </w:p>
           <w:p>
@@ -7797,27 +7953,7 @@
                 <w:szCs w:val="21"/>
                 <w:shd w:val="clear" w:color="auto" w:fill="FFFFFF"/>
               </w:rPr>
-              <w:t xml:space="preserve">   #</w:t>
-            </w:r>
-            <w:r>
-              <w:rPr>
-                <w:rFonts w:ascii="Helvetica" w:eastAsia="Times New Roman" w:hAnsi="Helvetica" w:cs="Helvetica"/>
-                <w:color w:val="333333"/>
-                <w:sz w:val="21"/>
-                <w:szCs w:val="21"/>
-                <w:shd w:val="clear" w:color="auto" w:fill="FFFFFF"/>
-              </w:rPr>
-              <w:t>.</w:t>
-            </w:r>
-            <w:r>
-              <w:rPr>
-                <w:rFonts w:ascii="Helvetica" w:eastAsia="Times New Roman" w:hAnsi="Helvetica" w:cs="Helvetica"/>
-                <w:color w:val="333333"/>
-                <w:sz w:val="21"/>
-                <w:szCs w:val="21"/>
-                <w:shd w:val="clear" w:color="auto" w:fill="FFFFFF"/>
-              </w:rPr>
-              <w:t xml:space="preserve"> </w:t>
+              <w:t xml:space="preserve">   #. </w:t>
             </w:r>
             <w:proofErr w:type="spellStart"/>
             <w:r>
@@ -7839,17 +7975,7 @@
                 <w:szCs w:val="21"/>
                 <w:shd w:val="clear" w:color="auto" w:fill="FFFFFF"/>
               </w:rPr>
-              <w:t xml:space="preserve"> </w:t>
-            </w:r>
-            <w:r>
-              <w:rPr>
-                <w:rFonts w:ascii="Helvetica" w:eastAsia="Times New Roman" w:hAnsi="Helvetica" w:cs="Helvetica"/>
-                <w:color w:val="333333"/>
-                <w:sz w:val="21"/>
-                <w:szCs w:val="21"/>
-                <w:shd w:val="clear" w:color="auto" w:fill="FFFFFF"/>
-              </w:rPr>
-              <w:t>= rs1 + -</w:t>
+              <w:t xml:space="preserve"> = rs1 + -</w:t>
             </w:r>
             <w:proofErr w:type="spellStart"/>
             <w:r>
@@ -7882,17 +8008,7 @@
                 <w:szCs w:val="21"/>
                 <w:shd w:val="clear" w:color="auto" w:fill="FFFFFF"/>
               </w:rPr>
-              <w:t>You will add a custom SUBI instruction to your implementation</w:t>
-            </w:r>
-            <w:r>
-              <w:rPr>
-                <w:rFonts w:ascii="Helvetica" w:eastAsia="Times New Roman" w:hAnsi="Helvetica" w:cs="Helvetica"/>
-                <w:color w:val="333333"/>
-                <w:sz w:val="21"/>
-                <w:szCs w:val="21"/>
-                <w:shd w:val="clear" w:color="auto" w:fill="FFFFFF"/>
-              </w:rPr>
-              <w:t xml:space="preserve">. </w:t>
+              <w:t xml:space="preserve">You will add a custom SUBI instruction to your implementation. </w:t>
             </w:r>
           </w:p>
           <w:p>
@@ -8145,47 +8261,7 @@
                 <w:szCs w:val="21"/>
                 <w:shd w:val="clear" w:color="auto" w:fill="FFFFFF"/>
               </w:rPr>
-              <w:t xml:space="preserve">In the RISC-V architecture, there is a LA </w:t>
-            </w:r>
-            <w:r>
-              <w:rPr>
-                <w:rFonts w:ascii="Helvetica" w:eastAsia="Times New Roman" w:hAnsi="Helvetica" w:cs="Helvetica"/>
-                <w:color w:val="333333"/>
-                <w:sz w:val="21"/>
-                <w:szCs w:val="21"/>
-                <w:shd w:val="clear" w:color="auto" w:fill="FFFFFF"/>
-              </w:rPr>
-              <w:t>pseudo-</w:t>
-            </w:r>
-            <w:r>
-              <w:rPr>
-                <w:rFonts w:ascii="Helvetica" w:eastAsia="Times New Roman" w:hAnsi="Helvetica" w:cs="Helvetica"/>
-                <w:color w:val="333333"/>
-                <w:sz w:val="21"/>
-                <w:szCs w:val="21"/>
-                <w:shd w:val="clear" w:color="auto" w:fill="FFFFFF"/>
-              </w:rPr>
-              <w:t>instruction</w:t>
-            </w:r>
-            <w:r>
-              <w:rPr>
-                <w:rFonts w:ascii="Helvetica" w:eastAsia="Times New Roman" w:hAnsi="Helvetica" w:cs="Helvetica"/>
-                <w:color w:val="333333"/>
-                <w:sz w:val="21"/>
-                <w:szCs w:val="21"/>
-                <w:shd w:val="clear" w:color="auto" w:fill="FFFFFF"/>
-              </w:rPr>
-              <w:t>, which loads an address in a register to be used as a pointer to a data array.</w:t>
-            </w:r>
-            <w:r>
-              <w:rPr>
-                <w:rFonts w:ascii="Helvetica" w:eastAsia="Times New Roman" w:hAnsi="Helvetica" w:cs="Helvetica"/>
-                <w:color w:val="333333"/>
-                <w:sz w:val="21"/>
-                <w:szCs w:val="21"/>
-                <w:shd w:val="clear" w:color="auto" w:fill="FFFFFF"/>
-              </w:rPr>
-              <w:t xml:space="preserve"> Since we cannot have a load with a 32-bit immediate value, this pseudo-instruction is </w:t>
+              <w:t xml:space="preserve">In the RISC-V architecture, there is a LA pseudo-instruction, which loads an address in a register to be used as a pointer to a data array. Since we cannot have a load with a 32-bit immediate value, this pseudo-instruction is </w:t>
             </w:r>
             <w:proofErr w:type="gramStart"/>
             <w:r>
@@ -8207,27 +8283,7 @@
                 <w:szCs w:val="21"/>
                 <w:shd w:val="clear" w:color="auto" w:fill="FFFFFF"/>
               </w:rPr>
-              <w:t xml:space="preserve"> with two instructions</w:t>
-            </w:r>
-            <w:r>
-              <w:rPr>
-                <w:rFonts w:ascii="Helvetica" w:eastAsia="Times New Roman" w:hAnsi="Helvetica" w:cs="Helvetica"/>
-                <w:color w:val="333333"/>
-                <w:sz w:val="21"/>
-                <w:szCs w:val="21"/>
-                <w:shd w:val="clear" w:color="auto" w:fill="FFFFFF"/>
-              </w:rPr>
-              <w:t xml:space="preserve"> to create the 32-bit value</w:t>
-            </w:r>
-            <w:r>
-              <w:rPr>
-                <w:rFonts w:ascii="Helvetica" w:eastAsia="Times New Roman" w:hAnsi="Helvetica" w:cs="Helvetica"/>
-                <w:color w:val="333333"/>
-                <w:sz w:val="21"/>
-                <w:szCs w:val="21"/>
-                <w:shd w:val="clear" w:color="auto" w:fill="FFFFFF"/>
-              </w:rPr>
-              <w:t>:</w:t>
+              <w:t xml:space="preserve"> with two instructions to create the 32-bit value:</w:t>
             </w:r>
           </w:p>
           <w:p>
@@ -8522,17 +8578,7 @@
                 <w:szCs w:val="21"/>
                 <w:shd w:val="clear" w:color="auto" w:fill="FFFFFF"/>
               </w:rPr>
-              <w:t>, which always loads the fixed value of our array</w:t>
-            </w:r>
-            <w:r>
-              <w:rPr>
-                <w:rFonts w:ascii="Helvetica" w:eastAsia="Times New Roman" w:hAnsi="Helvetica" w:cs="Helvetica"/>
-                <w:color w:val="333333"/>
-                <w:sz w:val="21"/>
-                <w:szCs w:val="21"/>
-                <w:shd w:val="clear" w:color="auto" w:fill="FFFFFF"/>
-              </w:rPr>
-              <w:t xml:space="preserve"> 0x10000000.</w:t>
+              <w:t>, which always loads the fixed value of our array 0x10000000.</w:t>
             </w:r>
           </w:p>
           <w:p>
@@ -8555,19 +8601,7 @@
                 <w:szCs w:val="21"/>
                 <w:shd w:val="clear" w:color="auto" w:fill="FFFFFF"/>
               </w:rPr>
-              <w:t xml:space="preserve">Instruction </w:t>
-            </w:r>
-            <w:r>
-              <w:rPr>
-                <w:rFonts w:ascii="Helvetica" w:eastAsia="Times New Roman" w:hAnsi="Helvetica" w:cs="Helvetica"/>
-                <w:b/>
-                <w:bCs/>
-                <w:color w:val="333333"/>
-                <w:sz w:val="21"/>
-                <w:szCs w:val="21"/>
-                <w:shd w:val="clear" w:color="auto" w:fill="FFFFFF"/>
-              </w:rPr>
-              <w:t>Format</w:t>
+              <w:t>Instruction Format</w:t>
             </w:r>
             <w:proofErr w:type="gramStart"/>
             <w:r>
@@ -8578,17 +8612,7 @@
                 <w:szCs w:val="21"/>
                 <w:shd w:val="clear" w:color="auto" w:fill="FFFFFF"/>
               </w:rPr>
-              <w:t xml:space="preserve">:  </w:t>
-            </w:r>
-            <w:r>
-              <w:rPr>
-                <w:rFonts w:ascii="Helvetica" w:eastAsia="Times New Roman" w:hAnsi="Helvetica" w:cs="Helvetica"/>
-                <w:color w:val="333333"/>
-                <w:sz w:val="21"/>
-                <w:szCs w:val="21"/>
-                <w:shd w:val="clear" w:color="auto" w:fill="FFFFFF"/>
-              </w:rPr>
-              <w:t>“</w:t>
+              <w:t>:  “</w:t>
             </w:r>
             <w:proofErr w:type="gramEnd"/>
             <w:r>
@@ -8599,16 +8623,31 @@
                 <w:szCs w:val="21"/>
                 <w:shd w:val="clear" w:color="auto" w:fill="FFFFFF"/>
               </w:rPr>
-              <w:t>&lt;20-bit don’t care&gt;</w:t>
-            </w:r>
-            <w:r>
-              <w:rPr>
-                <w:rFonts w:ascii="Helvetica" w:eastAsia="Times New Roman" w:hAnsi="Helvetica" w:cs="Helvetica"/>
-                <w:color w:val="333333"/>
-                <w:sz w:val="21"/>
-                <w:szCs w:val="21"/>
-                <w:shd w:val="clear" w:color="auto" w:fill="FFFFFF"/>
-              </w:rPr>
+              <w:t xml:space="preserve">&lt;20-bit don’t care&gt; &lt;5-bit </w:t>
+            </w:r>
+            <w:proofErr w:type="spellStart"/>
+            <w:r>
+              <w:rPr>
+                <w:rFonts w:ascii="Helvetica" w:eastAsia="Times New Roman" w:hAnsi="Helvetica" w:cs="Helvetica"/>
+                <w:color w:val="333333"/>
+                <w:sz w:val="21"/>
+                <w:szCs w:val="21"/>
+                <w:shd w:val="clear" w:color="auto" w:fill="FFFFFF"/>
+              </w:rPr>
+              <w:t>rd</w:t>
+            </w:r>
+            <w:proofErr w:type="spellEnd"/>
+            <w:r>
+              <w:rPr>
+                <w:rFonts w:ascii="Helvetica" w:eastAsia="Times New Roman" w:hAnsi="Helvetica" w:cs="Helvetica"/>
+                <w:color w:val="333333"/>
+                <w:sz w:val="21"/>
+                <w:szCs w:val="21"/>
+                <w:shd w:val="clear" w:color="auto" w:fill="FFFFFF"/>
+              </w:rPr>
+              <w:t>&gt;</w:t>
+            </w:r>
+            <w:r>
               <w:t xml:space="preserve"> </w:t>
             </w:r>
             <w:r>
@@ -8619,72 +8658,7 @@
                 <w:szCs w:val="21"/>
                 <w:shd w:val="clear" w:color="auto" w:fill="FFFFFF"/>
               </w:rPr>
-              <w:t xml:space="preserve">&lt;5-bit </w:t>
-            </w:r>
-            <w:proofErr w:type="spellStart"/>
-            <w:r>
-              <w:rPr>
-                <w:rFonts w:ascii="Helvetica" w:eastAsia="Times New Roman" w:hAnsi="Helvetica" w:cs="Helvetica"/>
-                <w:color w:val="333333"/>
-                <w:sz w:val="21"/>
-                <w:szCs w:val="21"/>
-                <w:shd w:val="clear" w:color="auto" w:fill="FFFFFF"/>
-              </w:rPr>
-              <w:t>rd</w:t>
-            </w:r>
-            <w:proofErr w:type="spellEnd"/>
-            <w:r>
-              <w:rPr>
-                <w:rFonts w:ascii="Helvetica" w:eastAsia="Times New Roman" w:hAnsi="Helvetica" w:cs="Helvetica"/>
-                <w:color w:val="333333"/>
-                <w:sz w:val="21"/>
-                <w:szCs w:val="21"/>
-                <w:shd w:val="clear" w:color="auto" w:fill="FFFFFF"/>
-              </w:rPr>
-              <w:t>&gt;</w:t>
-            </w:r>
-            <w:r>
-              <w:t xml:space="preserve"> </w:t>
-            </w:r>
-            <w:r>
-              <w:rPr>
-                <w:rFonts w:ascii="Helvetica" w:eastAsia="Times New Roman" w:hAnsi="Helvetica" w:cs="Helvetica"/>
-                <w:color w:val="333333"/>
-                <w:sz w:val="21"/>
-                <w:szCs w:val="21"/>
-                <w:shd w:val="clear" w:color="auto" w:fill="FFFFFF"/>
-              </w:rPr>
-              <w:t>&lt;</w:t>
-            </w:r>
-            <w:r>
-              <w:rPr>
-                <w:rFonts w:ascii="Helvetica" w:eastAsia="Times New Roman" w:hAnsi="Helvetica" w:cs="Helvetica"/>
-                <w:color w:val="333333"/>
-                <w:sz w:val="21"/>
-                <w:szCs w:val="21"/>
-                <w:shd w:val="clear" w:color="auto" w:fill="FFFFFF"/>
-              </w:rPr>
-              <w:t>7</w:t>
-            </w:r>
-            <w:r>
-              <w:rPr>
-                <w:rFonts w:ascii="Helvetica" w:eastAsia="Times New Roman" w:hAnsi="Helvetica" w:cs="Helvetica"/>
-                <w:color w:val="333333"/>
-                <w:sz w:val="21"/>
-                <w:szCs w:val="21"/>
-                <w:shd w:val="clear" w:color="auto" w:fill="FFFFFF"/>
-              </w:rPr>
-              <w:t>-bit opcode&gt;</w:t>
-            </w:r>
-            <w:r>
-              <w:rPr>
-                <w:rFonts w:ascii="Helvetica" w:eastAsia="Times New Roman" w:hAnsi="Helvetica" w:cs="Helvetica"/>
-                <w:color w:val="333333"/>
-                <w:sz w:val="21"/>
-                <w:szCs w:val="21"/>
-                <w:shd w:val="clear" w:color="auto" w:fill="FFFFFF"/>
-              </w:rPr>
-              <w:t>”</w:t>
+              <w:t>&lt;7-bit opcode&gt;”</w:t>
             </w:r>
           </w:p>
           <w:p>
@@ -8748,37 +8722,7 @@
                 <w:szCs w:val="21"/>
                 <w:shd w:val="clear" w:color="auto" w:fill="FFFFFF"/>
               </w:rPr>
-              <w:t xml:space="preserve">    </w:t>
-            </w:r>
-            <w:r>
-              <w:rPr>
-                <w:rFonts w:ascii="Helvetica" w:eastAsia="Times New Roman" w:hAnsi="Helvetica" w:cs="Helvetica"/>
-                <w:color w:val="333333"/>
-                <w:sz w:val="21"/>
-                <w:szCs w:val="21"/>
-                <w:shd w:val="clear" w:color="auto" w:fill="FFFFFF"/>
-              </w:rPr>
-              <w:t>O</w:t>
-            </w:r>
-            <w:r>
-              <w:rPr>
-                <w:rFonts w:ascii="Helvetica" w:eastAsia="Times New Roman" w:hAnsi="Helvetica" w:cs="Helvetica"/>
-                <w:color w:val="333333"/>
-                <w:sz w:val="21"/>
-                <w:szCs w:val="21"/>
-                <w:shd w:val="clear" w:color="auto" w:fill="FFFFFF"/>
-              </w:rPr>
-              <w:t>pcode</w:t>
-            </w:r>
-            <w:r>
-              <w:rPr>
-                <w:rFonts w:ascii="Helvetica" w:eastAsia="Times New Roman" w:hAnsi="Helvetica" w:cs="Helvetica"/>
-                <w:color w:val="333333"/>
-                <w:sz w:val="21"/>
-                <w:szCs w:val="21"/>
-                <w:shd w:val="clear" w:color="auto" w:fill="FFFFFF"/>
-              </w:rPr>
-              <w:t>= “</w:t>
+              <w:t xml:space="preserve">    Opcode= “</w:t>
             </w:r>
             <w:r>
               <w:rPr>
@@ -8899,27 +8843,7 @@
                 <w:szCs w:val="21"/>
                 <w:shd w:val="clear" w:color="auto" w:fill="FFFFFF"/>
               </w:rPr>
-              <w:t xml:space="preserve">. </w:t>
-            </w:r>
-            <w:r>
-              <w:rPr>
-                <w:rFonts w:ascii="Helvetica" w:eastAsia="Times New Roman" w:hAnsi="Helvetica" w:cs="Helvetica"/>
-                <w:color w:val="333333"/>
-                <w:sz w:val="21"/>
-                <w:szCs w:val="21"/>
-                <w:shd w:val="clear" w:color="auto" w:fill="FFFFFF"/>
-              </w:rPr>
-              <w:t xml:space="preserve">In stage 2, you will implement a NOP instruction, but instead </w:t>
-            </w:r>
-            <w:r>
-              <w:rPr>
-                <w:rFonts w:ascii="Helvetica" w:eastAsia="Times New Roman" w:hAnsi="Helvetica" w:cs="Helvetica"/>
-                <w:color w:val="333333"/>
-                <w:sz w:val="21"/>
-                <w:szCs w:val="21"/>
-                <w:shd w:val="clear" w:color="auto" w:fill="FFFFFF"/>
-              </w:rPr>
-              <w:t xml:space="preserve">of using the ADDI, you will use the </w:t>
+              <w:t xml:space="preserve">. In stage 2, you will implement a NOP instruction, but instead of using the ADDI, you will use the </w:t>
             </w:r>
             <w:r>
               <w:rPr>
@@ -8931,31 +8855,7 @@
                 <w:szCs w:val="21"/>
                 <w:shd w:val="clear" w:color="auto" w:fill="FFFFFF"/>
               </w:rPr>
-              <w:t xml:space="preserve">32-bit instruction </w:t>
-            </w:r>
-            <w:r>
-              <w:rPr>
-                <w:rFonts w:ascii="Helvetica" w:eastAsia="Times New Roman" w:hAnsi="Helvetica" w:cs="Helvetica"/>
-                <w:b/>
-                <w:bCs/>
-                <w:color w:val="333333"/>
-                <w:sz w:val="21"/>
-                <w:szCs w:val="21"/>
-                <w:shd w:val="clear" w:color="auto" w:fill="FFFFFF"/>
-              </w:rPr>
-              <w:t>“</w:t>
-            </w:r>
-            <w:r>
-              <w:rPr>
-                <w:rFonts w:ascii="Helvetica" w:eastAsia="Times New Roman" w:hAnsi="Helvetica" w:cs="Helvetica"/>
-                <w:b/>
-                <w:bCs/>
-                <w:color w:val="333333"/>
-                <w:sz w:val="21"/>
-                <w:szCs w:val="21"/>
-                <w:shd w:val="clear" w:color="auto" w:fill="FFFFFF"/>
-              </w:rPr>
-              <w:t>0x00000000</w:t>
+              <w:t>32-bit instruction “0x00000000</w:t>
             </w:r>
             <w:r>
               <w:rPr>
@@ -8975,17 +8875,7 @@
                 <w:szCs w:val="21"/>
                 <w:shd w:val="clear" w:color="auto" w:fill="FFFFFF"/>
               </w:rPr>
-              <w:t xml:space="preserve">, and when detected, </w:t>
-            </w:r>
-            <w:r>
-              <w:rPr>
-                <w:rFonts w:ascii="Helvetica" w:eastAsia="Times New Roman" w:hAnsi="Helvetica" w:cs="Helvetica"/>
-                <w:color w:val="333333"/>
-                <w:sz w:val="21"/>
-                <w:szCs w:val="21"/>
-                <w:shd w:val="clear" w:color="auto" w:fill="FFFFFF"/>
-              </w:rPr>
-              <w:t>your system will set all the control signals to zero (</w:t>
+              <w:t>, and when detected, your system will set all the control signals to zero (</w:t>
             </w:r>
             <w:proofErr w:type="spellStart"/>
             <w:r>
@@ -9095,17 +8985,7 @@
                 <w:szCs w:val="21"/>
                 <w:shd w:val="clear" w:color="auto" w:fill="FFFFFF"/>
               </w:rPr>
-              <w:t xml:space="preserve"> &lt;= '0';</w:t>
-            </w:r>
-            <w:r>
-              <w:rPr>
-                <w:rFonts w:ascii="Helvetica" w:eastAsia="Times New Roman" w:hAnsi="Helvetica" w:cs="Helvetica"/>
-                <w:color w:val="333333"/>
-                <w:sz w:val="21"/>
-                <w:szCs w:val="21"/>
-                <w:shd w:val="clear" w:color="auto" w:fill="FFFFFF"/>
-              </w:rPr>
-              <w:t xml:space="preserve"> see </w:t>
+              <w:t xml:space="preserve"> &lt;= '0'; see </w:t>
             </w:r>
             <w:proofErr w:type="spellStart"/>
             <w:r>
@@ -11991,6 +11871,7 @@
           <w:sz w:val="21"/>
           <w:szCs w:val="21"/>
         </w:rPr>
+        <w:lastRenderedPageBreak/>
         <w:t xml:space="preserve">Push all code to your </w:t>
       </w:r>
       <w:proofErr w:type="spellStart"/>
@@ -12114,7 +11995,6 @@
           <w:sz w:val="47"/>
           <w:szCs w:val="47"/>
         </w:rPr>
-        <w:lastRenderedPageBreak/>
         <w:t>Policy if Stage 1 not working</w:t>
       </w:r>
     </w:p>
@@ -13522,7 +13402,6 @@
           <w:sz w:val="47"/>
           <w:szCs w:val="47"/>
         </w:rPr>
-        <w:lastRenderedPageBreak/>
         <w:t>GenAI and Collaboration Policy</w:t>
       </w:r>
     </w:p>
